--- a/03_実績提出用_最終データ/最終提出用パッケージ/【写真挿入完了】【出張報告】No3_令和8年3月5日_北海道.docx
+++ b/03_実績提出用_最終データ/最終提出用パッケージ/【写真挿入完了】【出張報告】No3_令和8年3月5日_北海道.docx
@@ -62,7 +62,7 @@
           </w:tcPr>
           <w:p>
             <w:r>
-              <w:t>令和　　年　　月　　日</w:t>
+              <w:t>令和8年2月19日</w:t>
             </w:r>
           </w:p>
         </w:tc>
@@ -216,7 +216,7 @@
           </w:tcPr>
           <w:p>
             <w:r>
-              <w:t>令和　　年　　月　　日</w:t>
+              <w:t>令和8年3月7日</w:t>
             </w:r>
           </w:p>
         </w:tc>
